--- a/docs/Sonali-Bank-Archive-Deployment-Specification.docx
+++ b/docs/Sonali-Bank-Archive-Deployment-Specification.docx
@@ -7,7 +7,7 @@
         <w:rPr>
           <w:rFonts w:ascii="Calibri" w:hAnsi="Calibri" w:eastAsia="Calibri"/>
           <w:b/>
-          <w:color w:val="1F6B4A"/>
+          <w:color w:val="1A1A54"/>
           <w:sz w:val="20"/>
         </w:rPr>
         <w:t>SONALI BANK PLC</w:t>
@@ -21,7 +21,7 @@
           <w:color w:val="0F2C4C"/>
           <w:sz w:val="44"/>
         </w:rPr>
-        <w:t>Sonali Bank Archive System</w:t>
+        <w:t>Document Archive Intelligent System</w:t>
       </w:r>
     </w:p>
     <w:p>
@@ -152,7 +152,7 @@
                 <w:rFonts w:ascii="Calibri" w:hAnsi="Calibri"/>
                 <w:sz w:val="16"/>
               </w:rPr>
-              <w:t>8 GB (OCR + watermark share one process; 4 GB is a pilot floor)</w:t>
+              <w:t>web 4 GB × 2; worker-ingest 8 GB (OCR runs there); 4 GB single service is a pilot floor</w:t>
             </w:r>
           </w:p>
         </w:tc>
@@ -362,7 +362,7 @@
           <w:color w:val="1A1F24"/>
           <w:sz w:val="22"/>
         </w:rPr>
-        <w:t>The Sonali Bank Archive System is a single FastAPI process (no Celery/RQ workers). OCR, LLM summarization, watermarking, and chunk indexing all share that process. The PWA is server-rendered Jinja2. Production PDFs must live in S3-compatible object storage because Railway (and typical PaaS) disks are ephemeral.</w:t>
+        <w:t>The Sonali Bank Archive System is a FastAPI web tier plus separate worker services. Uploads and meeting jobs are written to a Postgres outbox in the same transaction as the record, relayed to Redis Streams, and processed by ingest, meeting, and notify workers (consumer groups, retries, dead-letter stream). The browser app is a React TypeScript PWA under /app with the server-rendered Jinja pages kept as a fallback. Production originals must live in S3-compatible object storage because Railway (and typical PaaS) disks are ephemeral.</w:t>
       </w:r>
     </w:p>
     <w:p>
@@ -370,7 +370,7 @@
         <w:pStyle w:val="ListBullet"/>
       </w:pPr>
       <w:r>
-        <w:t>PDFs only, 50 MB upload cap.</w:t>
+        <w:t>PDF and image uploads (JPEG, PNG, TIFF), 50 MB cap; originals are write-once with a SHA-256 per version.</w:t>
       </w:r>
     </w:p>
     <w:p>
@@ -378,7 +378,7 @@
         <w:pStyle w:val="ListBullet"/>
       </w:pPr>
       <w:r>
-        <w:t>OCR at 300 DPI (Tesseract eng+ben + Poppler) — this dominates RAM.</w:t>
+        <w:t>OCR at 300 DPI (Tesseract eng+ben + Poppler) runs in the ingest worker — this dominates worker RAM.</w:t>
       </w:r>
     </w:p>
     <w:p>
@@ -386,7 +386,7 @@
         <w:pStyle w:val="ListBullet"/>
       </w:pPr>
       <w:r>
-        <w:t>View/download loads the full PDF twice (object fetch + watermarked response); no range streaming.</w:t>
+        <w:t>Views are watermarked per viewer, cached briefly, and served as byte ranges (PDF_STAMP_CACHE_MB per web replica).</w:t>
       </w:r>
     </w:p>
     <w:p>
@@ -394,7 +394,7 @@
         <w:pStyle w:val="ListBullet"/>
       </w:pPr>
       <w:r>
-        <w:t>Qdrant collections document_summaries + document_chunks, 1536-d cosine, 512-token chunks / 50 overlap.</w:t>
+        <w:t>Qdrant collections are named by embedding model and dimension behind an alias (1536-d for text-embedding-3-small, 1024-d for bge-m3); 512-token chunks / 50 overlap.</w:t>
       </w:r>
     </w:p>
     <w:p>
@@ -402,7 +402,7 @@
         <w:pStyle w:val="ListBullet"/>
       </w:pPr>
       <w:r>
-        <w:t>Redis is a fail-open search cache, not a job queue.</w:t>
+        <w:t>Redis carries the job streams, the search cache, and shared rate-limit counters — size it as durable, not as a cache.</w:t>
       </w:r>
     </w:p>
     <w:p>
@@ -410,7 +410,7 @@
         <w:pStyle w:val="ListBullet"/>
       </w:pPr>
       <w:r>
-        <w:t>One web replica only until the in-process APScheduler (15 min reminders) and in-memory login rate limit are externalized.</w:t>
+        <w:t>Web replicas scale freely; scheduled sweeps (reminders, audit sealing) take a Redis lock so only one replica runs each.</w:t>
       </w:r>
     </w:p>
     <w:p>
@@ -560,7 +560,7 @@
                 <w:rFonts w:ascii="Calibri" w:hAnsi="Calibri"/>
                 <w:sz w:val="16"/>
               </w:rPr>
-              <w:t>1536 × 4 B ≈ 6 KB raw; ~12–16 KB with Qdrant HNSW</w:t>
+              <w:t>1536 × 4 B ≈ 6 KB raw (1024-d bge-m3 ≈ 4 KB); ~12–16 KB with Qdrant HNSW</w:t>
             </w:r>
           </w:p>
         </w:tc>
@@ -1932,7 +1932,7 @@
                 <w:rFonts w:ascii="Calibri" w:hAnsi="Calibri"/>
                 <w:sz w:val="16"/>
               </w:rPr>
-              <w:t>none (ephemeral cache)</w:t>
+              <w:t>appendonly volume</w:t>
             </w:r>
           </w:p>
         </w:tc>
@@ -1960,7 +1960,7 @@
                 <w:rFonts w:ascii="Calibri" w:hAnsi="Calibri"/>
                 <w:sz w:val="16"/>
               </w:rPr>
-              <w:t>Search cache only — not a queue</w:t>
+              <w:t>Job streams + cache; persistence keeps queued jobs across restarts</w:t>
             </w:r>
           </w:p>
         </w:tc>
@@ -4441,7 +4441,7 @@
                 <w:rFonts w:ascii="Calibri" w:hAnsi="Calibri"/>
                 <w:sz w:val="16"/>
               </w:rPr>
-              <w:t>text-embedding-3-small, 1536-d, batch 24</w:t>
+              <w:t>text-embedding-3-small, 1536-d; switchable per task in /admin/ai</w:t>
             </w:r>
           </w:p>
         </w:tc>
@@ -4456,7 +4456,7 @@
         <w:rPr>
           <w:color w:val="0F2C4C"/>
         </w:rPr>
-        <w:t>Production — Documented production path in railway.toml</w:t>
+        <w:t>Production — Five services from .railway/railway.ts (web, outbox-relay, three workers)</w:t>
       </w:r>
     </w:p>
     <w:p>
@@ -4471,7 +4471,7 @@
           <w:color w:val="1A1F24"/>
           <w:sz w:val="20"/>
         </w:rPr>
-        <w:t>Region: Railway + ap-south-1 / R2 for objects if serving BD  ·  Cost: ~$120–250 / month  ·  Replicas: 1 service (do not autoscale replicas yet)  ·  5,000 documents, ~50 users, meeting-day spikes</w:t>
+        <w:t>Region: Railway + ap-south-1 / R2 for objects if serving BD  ·  Cost: ~$180–350 / month  ·  Replicas: web 2× + relay 1× + worker-ingest 1–3× + worker-meeting 1× + worker-notify 1×  ·  5,000 documents, ~50 users, meeting-day spikes</w:t>
       </w:r>
     </w:p>
     <w:p>
@@ -4482,7 +4482,7 @@
           <w:color w:val="5A3A00"/>
           <w:sz w:val="20"/>
         </w:rPr>
-        <w:t>Note: Stay on one app replica. Reminders run on AsyncIOScheduler every 15 minutes inside the web process. A second replica would double Resend emails until that job is externalized.</w:t>
+        <w:t>Note: Scale workers on stream lag, web on HTTP load. Jobs flow from the Postgres outbox to Redis Streams to worker consumer groups. scripts/autoscale_workers.py reads stream lag and sets worker replicas. Scheduled sweeps take a Redis lock, so extra web replicas do not double reminders.</w:t>
       </w:r>
     </w:p>
     <w:tbl>
@@ -4647,21 +4647,21 @@
                 <w:rFonts w:ascii="Calibri" w:hAnsi="Calibri"/>
                 <w:sz w:val="16"/>
               </w:rPr>
-              <w:t>App</w:t>
-            </w:r>
-          </w:p>
-        </w:tc>
-        <w:tc>
-          <w:tcPr>
-            <w:tcW w:type="dxa" w:w="1409"/>
-          </w:tcPr>
-          <w:p>
-            <w:r>
-              <w:rPr>
-                <w:rFonts w:ascii="Calibri" w:hAnsi="Calibri"/>
-                <w:sz w:val="16"/>
-              </w:rPr>
-              <w:t>Railway Pro 8 GB</w:t>
+              <w:t>web</w:t>
+            </w:r>
+          </w:p>
+        </w:tc>
+        <w:tc>
+          <w:tcPr>
+            <w:tcW w:type="dxa" w:w="1409"/>
+          </w:tcPr>
+          <w:p>
+            <w:r>
+              <w:rPr>
+                <w:rFonts w:ascii="Calibri" w:hAnsi="Calibri"/>
+                <w:sz w:val="16"/>
+              </w:rPr>
+              <w:t>Railway Pro 4 GB × 2</w:t>
             </w:r>
           </w:p>
         </w:tc>
@@ -4689,7 +4689,7 @@
                 <w:rFonts w:ascii="Calibri" w:hAnsi="Calibri"/>
                 <w:sz w:val="16"/>
               </w:rPr>
-              <w:t>8 GB</w:t>
+              <w:t>4 GB</w:t>
             </w:r>
           </w:p>
         </w:tc>
@@ -4717,21 +4717,21 @@
                 <w:rFonts w:ascii="Calibri" w:hAnsi="Calibri"/>
                 <w:sz w:val="16"/>
               </w:rPr>
-              <w:t>shared; watch 502s on meeting days</w:t>
-            </w:r>
-          </w:p>
-        </w:tc>
-        <w:tc>
-          <w:tcPr>
-            <w:tcW w:type="dxa" w:w="1409"/>
-          </w:tcPr>
-          <w:p>
-            <w:r>
-              <w:rPr>
-                <w:rFonts w:ascii="Calibri" w:hAnsi="Calibri"/>
-                <w:sz w:val="16"/>
-              </w:rPr>
-              <w:t>Watermark loads full PDF into RAM</w:t>
+              <w:t>shared; HTTP + byte-range PDF views</w:t>
+            </w:r>
+          </w:p>
+        </w:tc>
+        <w:tc>
+          <w:tcPr>
+            <w:tcW w:type="dxa" w:w="1409"/>
+          </w:tcPr>
+          <w:p>
+            <w:r>
+              <w:rPr>
+                <w:rFonts w:ascii="Calibri" w:hAnsi="Calibri"/>
+                <w:sz w:val="16"/>
+              </w:rPr>
+              <w:t>Search, view, meetings, Ask; no OCR in the web tier</w:t>
             </w:r>
           </w:p>
         </w:tc>
@@ -4747,91 +4747,91 @@
                 <w:rFonts w:ascii="Calibri" w:hAnsi="Calibri"/>
                 <w:sz w:val="16"/>
               </w:rPr>
-              <w:t>PostgreSQL</w:t>
-            </w:r>
-          </w:p>
-        </w:tc>
-        <w:tc>
-          <w:tcPr>
-            <w:tcW w:type="dxa" w:w="1409"/>
-          </w:tcPr>
-          <w:p>
-            <w:r>
-              <w:rPr>
-                <w:rFonts w:ascii="Calibri" w:hAnsi="Calibri"/>
-                <w:sz w:val="16"/>
-              </w:rPr>
-              <w:t>Neon 1 CU</w:t>
-            </w:r>
-          </w:p>
-        </w:tc>
-        <w:tc>
-          <w:tcPr>
-            <w:tcW w:type="dxa" w:w="1409"/>
-          </w:tcPr>
-          <w:p>
-            <w:r>
-              <w:rPr>
-                <w:rFonts w:ascii="Calibri" w:hAnsi="Calibri"/>
-                <w:sz w:val="16"/>
-              </w:rPr>
-              <w:t>1 CU</w:t>
-            </w:r>
-          </w:p>
-        </w:tc>
-        <w:tc>
-          <w:tcPr>
-            <w:tcW w:type="dxa" w:w="1409"/>
-          </w:tcPr>
-          <w:p>
-            <w:r>
-              <w:rPr>
-                <w:rFonts w:ascii="Calibri" w:hAnsi="Calibri"/>
-                <w:sz w:val="16"/>
-              </w:rPr>
-              <w:t>managed</w:t>
-            </w:r>
-          </w:p>
-        </w:tc>
-        <w:tc>
-          <w:tcPr>
-            <w:tcW w:type="dxa" w:w="1409"/>
-          </w:tcPr>
-          <w:p>
-            <w:r>
-              <w:rPr>
-                <w:rFonts w:ascii="Calibri" w:hAnsi="Calibri"/>
-                <w:sz w:val="16"/>
-              </w:rPr>
-              <w:t>20 GB</w:t>
-            </w:r>
-          </w:p>
-        </w:tc>
-        <w:tc>
-          <w:tcPr>
-            <w:tcW w:type="dxa" w:w="1409"/>
-          </w:tcPr>
-          <w:p>
-            <w:r>
-              <w:rPr>
-                <w:rFonts w:ascii="Calibri" w:hAnsi="Calibri"/>
-                <w:sz w:val="16"/>
-              </w:rPr>
-              <w:t>pooled</w:t>
-            </w:r>
-          </w:p>
-        </w:tc>
-        <w:tc>
-          <w:tcPr>
-            <w:tcW w:type="dxa" w:w="1409"/>
-          </w:tcPr>
-          <w:p>
-            <w:r>
-              <w:rPr>
-                <w:rFonts w:ascii="Calibri" w:hAnsi="Calibri"/>
-                <w:sz w:val="16"/>
-              </w:rPr>
-              <w:t>Point-in-time recovery on</w:t>
+              <w:t>worker-ingest</w:t>
+            </w:r>
+          </w:p>
+        </w:tc>
+        <w:tc>
+          <w:tcPr>
+            <w:tcW w:type="dxa" w:w="1409"/>
+          </w:tcPr>
+          <w:p>
+            <w:r>
+              <w:rPr>
+                <w:rFonts w:ascii="Calibri" w:hAnsi="Calibri"/>
+                <w:sz w:val="16"/>
+              </w:rPr>
+              <w:t>Railway Pro 8 GB × 1–3</w:t>
+            </w:r>
+          </w:p>
+        </w:tc>
+        <w:tc>
+          <w:tcPr>
+            <w:tcW w:type="dxa" w:w="1409"/>
+          </w:tcPr>
+          <w:p>
+            <w:r>
+              <w:rPr>
+                <w:rFonts w:ascii="Calibri" w:hAnsi="Calibri"/>
+                <w:sz w:val="16"/>
+              </w:rPr>
+              <w:t>2 vCPU</w:t>
+            </w:r>
+          </w:p>
+        </w:tc>
+        <w:tc>
+          <w:tcPr>
+            <w:tcW w:type="dxa" w:w="1409"/>
+          </w:tcPr>
+          <w:p>
+            <w:r>
+              <w:rPr>
+                <w:rFonts w:ascii="Calibri" w:hAnsi="Calibri"/>
+                <w:sz w:val="16"/>
+              </w:rPr>
+              <w:t>8 GB</w:t>
+            </w:r>
+          </w:p>
+        </w:tc>
+        <w:tc>
+          <w:tcPr>
+            <w:tcW w:type="dxa" w:w="1409"/>
+          </w:tcPr>
+          <w:p>
+            <w:r>
+              <w:rPr>
+                <w:rFonts w:ascii="Calibri" w:hAnsi="Calibri"/>
+                <w:sz w:val="16"/>
+              </w:rPr>
+              <w:t>ephemeral scratch</w:t>
+            </w:r>
+          </w:p>
+        </w:tc>
+        <w:tc>
+          <w:tcPr>
+            <w:tcW w:type="dxa" w:w="1409"/>
+          </w:tcPr>
+          <w:p>
+            <w:r>
+              <w:rPr>
+                <w:rFonts w:ascii="Calibri" w:hAnsi="Calibri"/>
+                <w:sz w:val="16"/>
+              </w:rPr>
+              <w:t>to S3 + Qdrant + AI</w:t>
+            </w:r>
+          </w:p>
+        </w:tc>
+        <w:tc>
+          <w:tcPr>
+            <w:tcW w:type="dxa" w:w="1409"/>
+          </w:tcPr>
+          <w:p>
+            <w:r>
+              <w:rPr>
+                <w:rFonts w:ascii="Calibri" w:hAnsi="Calibri"/>
+                <w:sz w:val="16"/>
+              </w:rPr>
+              <w:t>OCR 300 DPI, embed, Qdrant upsert</w:t>
             </w:r>
           </w:p>
         </w:tc>
@@ -4847,91 +4847,91 @@
                 <w:rFonts w:ascii="Calibri" w:hAnsi="Calibri"/>
                 <w:sz w:val="16"/>
               </w:rPr>
-              <w:t>Qdrant</w:t>
-            </w:r>
-          </w:p>
-        </w:tc>
-        <w:tc>
-          <w:tcPr>
-            <w:tcW w:type="dxa" w:w="1409"/>
-          </w:tcPr>
-          <w:p>
-            <w:r>
-              <w:rPr>
-                <w:rFonts w:ascii="Calibri" w:hAnsi="Calibri"/>
-                <w:sz w:val="16"/>
-              </w:rPr>
-              <w:t>Qdrant Cloud 4 GB</w:t>
-            </w:r>
-          </w:p>
-        </w:tc>
-        <w:tc>
-          <w:tcPr>
-            <w:tcW w:type="dxa" w:w="1409"/>
-          </w:tcPr>
-          <w:p>
-            <w:r>
-              <w:rPr>
-                <w:rFonts w:ascii="Calibri" w:hAnsi="Calibri"/>
-                <w:sz w:val="16"/>
-              </w:rPr>
-              <w:t>managed</w:t>
-            </w:r>
-          </w:p>
-        </w:tc>
-        <w:tc>
-          <w:tcPr>
-            <w:tcW w:type="dxa" w:w="1409"/>
-          </w:tcPr>
-          <w:p>
-            <w:r>
-              <w:rPr>
-                <w:rFonts w:ascii="Calibri" w:hAnsi="Calibri"/>
-                <w:sz w:val="16"/>
-              </w:rPr>
-              <w:t>4 GB</w:t>
-            </w:r>
-          </w:p>
-        </w:tc>
-        <w:tc>
-          <w:tcPr>
-            <w:tcW w:type="dxa" w:w="1409"/>
-          </w:tcPr>
-          <w:p>
-            <w:r>
-              <w:rPr>
-                <w:rFonts w:ascii="Calibri" w:hAnsi="Calibri"/>
-                <w:sz w:val="16"/>
-              </w:rPr>
-              <w:t>managed</w:t>
-            </w:r>
-          </w:p>
-        </w:tc>
-        <w:tc>
-          <w:tcPr>
-            <w:tcW w:type="dxa" w:w="1409"/>
-          </w:tcPr>
-          <w:p>
-            <w:r>
-              <w:rPr>
-                <w:rFonts w:ascii="Calibri" w:hAnsi="Calibri"/>
-                <w:sz w:val="16"/>
-              </w:rPr>
-              <w:t>TLS</w:t>
-            </w:r>
-          </w:p>
-        </w:tc>
-        <w:tc>
-          <w:tcPr>
-            <w:tcW w:type="dxa" w:w="1409"/>
-          </w:tcPr>
-          <w:p>
-            <w:r>
-              <w:rPr>
-                <w:rFonts w:ascii="Calibri" w:hAnsi="Calibri"/>
-                <w:sz w:val="16"/>
-              </w:rPr>
-              <w:t>~1.8 GB vectors at 5k docs; headroom for HNSW</w:t>
+              <w:t>worker-meeting / notify / relay</w:t>
+            </w:r>
+          </w:p>
+        </w:tc>
+        <w:tc>
+          <w:tcPr>
+            <w:tcW w:type="dxa" w:w="1409"/>
+          </w:tcPr>
+          <w:p>
+            <w:r>
+              <w:rPr>
+                <w:rFonts w:ascii="Calibri" w:hAnsi="Calibri"/>
+                <w:sz w:val="16"/>
+              </w:rPr>
+              <w:t>Railway 2–4 GB</w:t>
+            </w:r>
+          </w:p>
+        </w:tc>
+        <w:tc>
+          <w:tcPr>
+            <w:tcW w:type="dxa" w:w="1409"/>
+          </w:tcPr>
+          <w:p>
+            <w:r>
+              <w:rPr>
+                <w:rFonts w:ascii="Calibri" w:hAnsi="Calibri"/>
+                <w:sz w:val="16"/>
+              </w:rPr>
+              <w:t>1–2 vCPU</w:t>
+            </w:r>
+          </w:p>
+        </w:tc>
+        <w:tc>
+          <w:tcPr>
+            <w:tcW w:type="dxa" w:w="1409"/>
+          </w:tcPr>
+          <w:p>
+            <w:r>
+              <w:rPr>
+                <w:rFonts w:ascii="Calibri" w:hAnsi="Calibri"/>
+                <w:sz w:val="16"/>
+              </w:rPr>
+              <w:t>2–4 GB</w:t>
+            </w:r>
+          </w:p>
+        </w:tc>
+        <w:tc>
+          <w:tcPr>
+            <w:tcW w:type="dxa" w:w="1409"/>
+          </w:tcPr>
+          <w:p>
+            <w:r>
+              <w:rPr>
+                <w:rFonts w:ascii="Calibri" w:hAnsi="Calibri"/>
+                <w:sz w:val="16"/>
+              </w:rPr>
+              <w:t>ephemeral</w:t>
+            </w:r>
+          </w:p>
+        </w:tc>
+        <w:tc>
+          <w:tcPr>
+            <w:tcW w:type="dxa" w:w="1409"/>
+          </w:tcPr>
+          <w:p>
+            <w:r>
+              <w:rPr>
+                <w:rFonts w:ascii="Calibri" w:hAnsi="Calibri"/>
+                <w:sz w:val="16"/>
+              </w:rPr>
+              <w:t>low</w:t>
+            </w:r>
+          </w:p>
+        </w:tc>
+        <w:tc>
+          <w:tcPr>
+            <w:tcW w:type="dxa" w:w="1409"/>
+          </w:tcPr>
+          <w:p>
+            <w:r>
+              <w:rPr>
+                <w:rFonts w:ascii="Calibri" w:hAnsi="Calibri"/>
+                <w:sz w:val="16"/>
+              </w:rPr>
+              <w:t>STT via provider; notify is light; relay claims outbox rows with SKIP LOCKED</w:t>
             </w:r>
           </w:p>
         </w:tc>
@@ -4947,6 +4947,206 @@
                 <w:rFonts w:ascii="Calibri" w:hAnsi="Calibri"/>
                 <w:sz w:val="16"/>
               </w:rPr>
+              <w:t>PostgreSQL</w:t>
+            </w:r>
+          </w:p>
+        </w:tc>
+        <w:tc>
+          <w:tcPr>
+            <w:tcW w:type="dxa" w:w="1409"/>
+          </w:tcPr>
+          <w:p>
+            <w:r>
+              <w:rPr>
+                <w:rFonts w:ascii="Calibri" w:hAnsi="Calibri"/>
+                <w:sz w:val="16"/>
+              </w:rPr>
+              <w:t>Neon 1 CU</w:t>
+            </w:r>
+          </w:p>
+        </w:tc>
+        <w:tc>
+          <w:tcPr>
+            <w:tcW w:type="dxa" w:w="1409"/>
+          </w:tcPr>
+          <w:p>
+            <w:r>
+              <w:rPr>
+                <w:rFonts w:ascii="Calibri" w:hAnsi="Calibri"/>
+                <w:sz w:val="16"/>
+              </w:rPr>
+              <w:t>1 CU</w:t>
+            </w:r>
+          </w:p>
+        </w:tc>
+        <w:tc>
+          <w:tcPr>
+            <w:tcW w:type="dxa" w:w="1409"/>
+          </w:tcPr>
+          <w:p>
+            <w:r>
+              <w:rPr>
+                <w:rFonts w:ascii="Calibri" w:hAnsi="Calibri"/>
+                <w:sz w:val="16"/>
+              </w:rPr>
+              <w:t>managed</w:t>
+            </w:r>
+          </w:p>
+        </w:tc>
+        <w:tc>
+          <w:tcPr>
+            <w:tcW w:type="dxa" w:w="1409"/>
+          </w:tcPr>
+          <w:p>
+            <w:r>
+              <w:rPr>
+                <w:rFonts w:ascii="Calibri" w:hAnsi="Calibri"/>
+                <w:sz w:val="16"/>
+              </w:rPr>
+              <w:t>20 GB</w:t>
+            </w:r>
+          </w:p>
+        </w:tc>
+        <w:tc>
+          <w:tcPr>
+            <w:tcW w:type="dxa" w:w="1409"/>
+          </w:tcPr>
+          <w:p>
+            <w:r>
+              <w:rPr>
+                <w:rFonts w:ascii="Calibri" w:hAnsi="Calibri"/>
+                <w:sz w:val="16"/>
+              </w:rPr>
+              <w:t>pooled</w:t>
+            </w:r>
+          </w:p>
+        </w:tc>
+        <w:tc>
+          <w:tcPr>
+            <w:tcW w:type="dxa" w:w="1409"/>
+          </w:tcPr>
+          <w:p>
+            <w:r>
+              <w:rPr>
+                <w:rFonts w:ascii="Calibri" w:hAnsi="Calibri"/>
+                <w:sz w:val="16"/>
+              </w:rPr>
+              <w:t>Point-in-time recovery on; nightly encrypted dump via scripts/dr_backup.py</w:t>
+            </w:r>
+          </w:p>
+        </w:tc>
+      </w:tr>
+      <w:tr>
+        <w:tc>
+          <w:tcPr>
+            <w:tcW w:type="dxa" w:w="1409"/>
+          </w:tcPr>
+          <w:p>
+            <w:r>
+              <w:rPr>
+                <w:rFonts w:ascii="Calibri" w:hAnsi="Calibri"/>
+                <w:sz w:val="16"/>
+              </w:rPr>
+              <w:t>Qdrant</w:t>
+            </w:r>
+          </w:p>
+        </w:tc>
+        <w:tc>
+          <w:tcPr>
+            <w:tcW w:type="dxa" w:w="1409"/>
+          </w:tcPr>
+          <w:p>
+            <w:r>
+              <w:rPr>
+                <w:rFonts w:ascii="Calibri" w:hAnsi="Calibri"/>
+                <w:sz w:val="16"/>
+              </w:rPr>
+              <w:t>Qdrant Cloud 4 GB</w:t>
+            </w:r>
+          </w:p>
+        </w:tc>
+        <w:tc>
+          <w:tcPr>
+            <w:tcW w:type="dxa" w:w="1409"/>
+          </w:tcPr>
+          <w:p>
+            <w:r>
+              <w:rPr>
+                <w:rFonts w:ascii="Calibri" w:hAnsi="Calibri"/>
+                <w:sz w:val="16"/>
+              </w:rPr>
+              <w:t>managed</w:t>
+            </w:r>
+          </w:p>
+        </w:tc>
+        <w:tc>
+          <w:tcPr>
+            <w:tcW w:type="dxa" w:w="1409"/>
+          </w:tcPr>
+          <w:p>
+            <w:r>
+              <w:rPr>
+                <w:rFonts w:ascii="Calibri" w:hAnsi="Calibri"/>
+                <w:sz w:val="16"/>
+              </w:rPr>
+              <w:t>4 GB</w:t>
+            </w:r>
+          </w:p>
+        </w:tc>
+        <w:tc>
+          <w:tcPr>
+            <w:tcW w:type="dxa" w:w="1409"/>
+          </w:tcPr>
+          <w:p>
+            <w:r>
+              <w:rPr>
+                <w:rFonts w:ascii="Calibri" w:hAnsi="Calibri"/>
+                <w:sz w:val="16"/>
+              </w:rPr>
+              <w:t>managed</w:t>
+            </w:r>
+          </w:p>
+        </w:tc>
+        <w:tc>
+          <w:tcPr>
+            <w:tcW w:type="dxa" w:w="1409"/>
+          </w:tcPr>
+          <w:p>
+            <w:r>
+              <w:rPr>
+                <w:rFonts w:ascii="Calibri" w:hAnsi="Calibri"/>
+                <w:sz w:val="16"/>
+              </w:rPr>
+              <w:t>TLS</w:t>
+            </w:r>
+          </w:p>
+        </w:tc>
+        <w:tc>
+          <w:tcPr>
+            <w:tcW w:type="dxa" w:w="1409"/>
+          </w:tcPr>
+          <w:p>
+            <w:r>
+              <w:rPr>
+                <w:rFonts w:ascii="Calibri" w:hAnsi="Calibri"/>
+                <w:sz w:val="16"/>
+              </w:rPr>
+              <w:t>~1.8 GB vectors at 5k docs; headroom for HNSW</w:t>
+            </w:r>
+          </w:p>
+        </w:tc>
+      </w:tr>
+      <w:tr>
+        <w:tc>
+          <w:tcPr>
+            <w:tcW w:type="dxa" w:w="1409"/>
+          </w:tcPr>
+          <w:p>
+            <w:r>
+              <w:rPr>
+                <w:rFonts w:ascii="Calibri" w:hAnsi="Calibri"/>
+                <w:sz w:val="16"/>
+              </w:rPr>
               <w:t>Redis</w:t>
             </w:r>
           </w:p>
@@ -4961,7 +5161,7 @@
                 <w:rFonts w:ascii="Calibri" w:hAnsi="Calibri"/>
                 <w:sz w:val="16"/>
               </w:rPr>
-              <w:t>Upstash 256–512 MB</w:t>
+              <w:t>Upstash or Railway Redis 512 MB–1 GB</w:t>
             </w:r>
           </w:p>
         </w:tc>
@@ -4989,21 +5189,21 @@
                 <w:rFonts w:ascii="Calibri" w:hAnsi="Calibri"/>
                 <w:sz w:val="16"/>
               </w:rPr>
-              <w:t>512 MB</w:t>
-            </w:r>
-          </w:p>
-        </w:tc>
-        <w:tc>
-          <w:tcPr>
-            <w:tcW w:type="dxa" w:w="1409"/>
-          </w:tcPr>
-          <w:p>
-            <w:r>
-              <w:rPr>
-                <w:rFonts w:ascii="Calibri" w:hAnsi="Calibri"/>
-                <w:sz w:val="16"/>
-              </w:rPr>
-              <w:t>none</w:t>
+              <w:t>1 GB</w:t>
+            </w:r>
+          </w:p>
+        </w:tc>
+        <w:tc>
+          <w:tcPr>
+            <w:tcW w:type="dxa" w:w="1409"/>
+          </w:tcPr>
+          <w:p>
+            <w:r>
+              <w:rPr>
+                <w:rFonts w:ascii="Calibri" w:hAnsi="Calibri"/>
+                <w:sz w:val="16"/>
+              </w:rPr>
+              <w:t>persistence on</w:t>
             </w:r>
           </w:p>
         </w:tc>
@@ -5031,7 +5231,7 @@
                 <w:rFonts w:ascii="Calibri" w:hAnsi="Calibri"/>
                 <w:sz w:val="16"/>
               </w:rPr>
-              <w:t>Cache stays small; SEARCH_CACHE_TTL=3600</w:t>
+              <w:t>Job streams + dead letters + cache + rate limits; not ephemeral</w:t>
             </w:r>
           </w:p>
         </w:tc>
@@ -5261,7 +5461,7 @@
           <w:color w:val="1A1F24"/>
           <w:sz w:val="20"/>
         </w:rPr>
-        <w:t>Region: Same as production  ·  Cost: ~$400–800 / month  ·  Replicas: API 1× + worker 1×  ·  25,000 documents, ~80 users, concurrent OCR + heavy view</w:t>
+        <w:t>Region: Same as production  ·  Cost: ~$400–800 / month  ·  Replicas: web 2–4× + worker-ingest 2–4× (autoscaled) + meeting/notify/relay  ·  25,000 documents, ~80 users, concurrent OCR + heavy view</w:t>
       </w:r>
     </w:p>
     <w:p>
@@ -5272,7 +5472,7 @@
           <w:color w:val="5A3A00"/>
           <w:sz w:val="20"/>
         </w:rPr>
-        <w:t>Note: Scale storage and Qdrant first. Postgres metadata stays modest even at 25k docs. PDF bytes and HNSW RAM dominate cost. Add a worker before adding a second web replica.</w:t>
+        <w:t>Note: Scale storage and Qdrant first. Postgres metadata stays modest even at 25k docs. PDF bytes and HNSW RAM dominate cost. Raise worker-ingest max replicas for backfills; web replicas follow concurrent users.</w:t>
       </w:r>
     </w:p>
     <w:tbl>
@@ -5437,21 +5637,21 @@
                 <w:rFonts w:ascii="Calibri" w:hAnsi="Calibri"/>
                 <w:sz w:val="16"/>
               </w:rPr>
-              <w:t>API</w:t>
-            </w:r>
-          </w:p>
-        </w:tc>
-        <w:tc>
-          <w:tcPr>
-            <w:tcW w:type="dxa" w:w="1409"/>
-          </w:tcPr>
-          <w:p>
-            <w:r>
-              <w:rPr>
-                <w:rFonts w:ascii="Calibri" w:hAnsi="Calibri"/>
-                <w:sz w:val="16"/>
-              </w:rPr>
-              <w:t>Railway 8 GB</w:t>
+              <w:t>web</w:t>
+            </w:r>
+          </w:p>
+        </w:tc>
+        <w:tc>
+          <w:tcPr>
+            <w:tcW w:type="dxa" w:w="1409"/>
+          </w:tcPr>
+          <w:p>
+            <w:r>
+              <w:rPr>
+                <w:rFonts w:ascii="Calibri" w:hAnsi="Calibri"/>
+                <w:sz w:val="16"/>
+              </w:rPr>
+              <w:t>Railway 4 GB × 2–4</w:t>
             </w:r>
           </w:p>
         </w:tc>
@@ -5479,7 +5679,7 @@
                 <w:rFonts w:ascii="Calibri" w:hAnsi="Calibri"/>
                 <w:sz w:val="16"/>
               </w:rPr>
-              <w:t>8 GB</w:t>
+              <w:t>4 GB</w:t>
             </w:r>
           </w:p>
         </w:tc>
@@ -5521,7 +5721,7 @@
                 <w:rFonts w:ascii="Calibri" w:hAnsi="Calibri"/>
                 <w:sz w:val="16"/>
               </w:rPr>
-              <w:t>Search, view, meetings only</w:t>
+              <w:t>Search, view, meetings, Ask</w:t>
             </w:r>
           </w:p>
         </w:tc>
@@ -5537,21 +5737,21 @@
                 <w:rFonts w:ascii="Calibri" w:hAnsi="Calibri"/>
                 <w:sz w:val="16"/>
               </w:rPr>
-              <w:t>Ingest worker</w:t>
-            </w:r>
-          </w:p>
-        </w:tc>
-        <w:tc>
-          <w:tcPr>
-            <w:tcW w:type="dxa" w:w="1409"/>
-          </w:tcPr>
-          <w:p>
-            <w:r>
-              <w:rPr>
-                <w:rFonts w:ascii="Calibri" w:hAnsi="Calibri"/>
-                <w:sz w:val="16"/>
-              </w:rPr>
-              <w:t>Second Railway service</w:t>
+              <w:t>worker-ingest</w:t>
+            </w:r>
+          </w:p>
+        </w:tc>
+        <w:tc>
+          <w:tcPr>
+            <w:tcW w:type="dxa" w:w="1409"/>
+          </w:tcPr>
+          <w:p>
+            <w:r>
+              <w:rPr>
+                <w:rFonts w:ascii="Calibri" w:hAnsi="Calibri"/>
+                <w:sz w:val="16"/>
+              </w:rPr>
+              <w:t>Railway 8 GB × 2–4</w:t>
             </w:r>
           </w:p>
         </w:tc>
@@ -5607,21 +5807,21 @@
                 <w:rFonts w:ascii="Calibri" w:hAnsi="Calibri"/>
                 <w:sz w:val="16"/>
               </w:rPr>
-              <w:t>to S3 + Qdrant + LLM</w:t>
-            </w:r>
-          </w:p>
-        </w:tc>
-        <w:tc>
-          <w:tcPr>
-            <w:tcW w:type="dxa" w:w="1409"/>
-          </w:tcPr>
-          <w:p>
-            <w:r>
-              <w:rPr>
-                <w:rFonts w:ascii="Calibri" w:hAnsi="Calibri"/>
-                <w:sz w:val="16"/>
-              </w:rPr>
-              <w:t>Move _index_document_chunks + OCR here</w:t>
+              <w:t>to S3 + Qdrant + AI</w:t>
+            </w:r>
+          </w:p>
+        </w:tc>
+        <w:tc>
+          <w:tcPr>
+            <w:tcW w:type="dxa" w:w="1409"/>
+          </w:tcPr>
+          <w:p>
+            <w:r>
+              <w:rPr>
+                <w:rFonts w:ascii="Calibri" w:hAnsi="Calibri"/>
+                <w:sz w:val="16"/>
+              </w:rPr>
+              <w:t>Autoscaled on bcp:stream:ingest backlog</w:t>
             </w:r>
           </w:p>
         </w:tc>
@@ -5851,7 +6051,7 @@
                 <w:rFonts w:ascii="Calibri" w:hAnsi="Calibri"/>
                 <w:sz w:val="16"/>
               </w:rPr>
-              <w:t>Upstash 1 GB</w:t>
+              <w:t>Upstash or Railway Redis 1–2 GB</w:t>
             </w:r>
           </w:p>
         </w:tc>
@@ -5879,21 +6079,21 @@
                 <w:rFonts w:ascii="Calibri" w:hAnsi="Calibri"/>
                 <w:sz w:val="16"/>
               </w:rPr>
-              <w:t>1 GB</w:t>
-            </w:r>
-          </w:p>
-        </w:tc>
-        <w:tc>
-          <w:tcPr>
-            <w:tcW w:type="dxa" w:w="1409"/>
-          </w:tcPr>
-          <w:p>
-            <w:r>
-              <w:rPr>
-                <w:rFonts w:ascii="Calibri" w:hAnsi="Calibri"/>
-                <w:sz w:val="16"/>
-              </w:rPr>
-              <w:t>none</w:t>
+              <w:t>2 GB</w:t>
+            </w:r>
+          </w:p>
+        </w:tc>
+        <w:tc>
+          <w:tcPr>
+            <w:tcW w:type="dxa" w:w="1409"/>
+          </w:tcPr>
+          <w:p>
+            <w:r>
+              <w:rPr>
+                <w:rFonts w:ascii="Calibri" w:hAnsi="Calibri"/>
+                <w:sz w:val="16"/>
+              </w:rPr>
+              <w:t>persistence on</w:t>
             </w:r>
           </w:p>
         </w:tc>
@@ -5921,7 +6121,7 @@
                 <w:rFonts w:ascii="Calibri" w:hAnsi="Calibri"/>
                 <w:sz w:val="16"/>
               </w:rPr>
-              <w:t>Use for rate-limit + reminder lock if going multi-replica</w:t>
+              <w:t>Streams, locks, rate limits, cache</w:t>
             </w:r>
           </w:p>
         </w:tc>
@@ -11598,7 +11798,7 @@
                 <w:rFonts w:ascii="Calibri" w:hAnsi="Calibri"/>
                 <w:sz w:val="16"/>
               </w:rPr>
-              <w:t>Vertical scale app 4 → 8 GB. Stay on 1 replica until scheduler is a cron</w:t>
+              <w:t>Add web replicas (scheduled sweeps are lock-protected); raise PDF_STAMP_CACHE_MB</w:t>
             </w:r>
           </w:p>
         </w:tc>
@@ -11794,7 +11994,7 @@
         <w:pStyle w:val="ListBullet"/>
       </w:pPr>
       <w:r>
-        <w:t>Health check /healthz. One web replica until reminders and rate limits are externalized.</w:t>
+        <w:t>Load balancer checks /readyz. Two or more web replicas; workers scale on stream backlog.</w:t>
       </w:r>
     </w:p>
     <w:p>
